--- a/docs/entrevistas/Entrevista E07.docx
+++ b/docs/entrevistas/Entrevista E07.docx
@@ -13,7 +13,7 @@
           <w:sz w:val="30"/>
           <w:szCs w:val="30"/>
         </w:rPr>
-        <w:t xml:space="preserve">A.38</w:t>
+        <w:t xml:space="preserve">E07</w:t>
       </w:r>
     </w:p>
     <w:p>
@@ -1385,7 +1385,7 @@
           <w:sz w:val="21"/>
           <w:szCs w:val="21"/>
         </w:rPr>
-        <w:t xml:space="preserve">→ Tercera lectura de RF-08 en cinco entrevistas: confianza (no), respaldo familiar (N.71), PRUEBA LABORAL (aquí). Para el cuidador remunerado la auditoría no es una pantalla cara, es la función principal.</w:t>
+        <w:t xml:space="preserve">→ Tercera lectura de RF-08 en cinco entrevistas: confianza (no), respaldo familiar (E06), PRUEBA LABORAL (aquí). Para el cuidador remunerado la auditoría no es una pantalla cara, es la función principal.</w:t>
       </w:r>
     </w:p>
     <w:p>
@@ -1847,7 +1847,7 @@
           <w:sz w:val="21"/>
           <w:szCs w:val="21"/>
         </w:rPr>
-        <w:t xml:space="preserve">→ Segunda vez en el piloto que aparece rendición por foto de boleta (ver N.71). En ambos casos la hace quien compra, sin que se la exijan.</w:t>
+        <w:t xml:space="preserve">→ Segunda vez en el piloto que aparece rendición por foto de boleta (ver E06). En ambos casos la hace quien compra, sin que se la exijan.</w:t>
       </w:r>
     </w:p>
     <w:p>
@@ -2302,7 +2302,7 @@
           <w:sz w:val="21"/>
           <w:szCs w:val="21"/>
         </w:rPr>
-        <w:t xml:space="preserve">→ Devolución fuerte y coherente con lo que pidieron C.57 y Y.40 por otras vías. El plan está diseñado sobre tareas y le falta la persona.</w:t>
+        <w:t xml:space="preserve">→ Devolución fuerte y coherente con lo que pidieron E10 y E08 por otras vías. El plan está diseñado sobre tareas y le falta la persona.</w:t>
       </w:r>
     </w:p>
     <w:p>

--- a/docs/entrevistas/Entrevista E07.docx
+++ b/docs/entrevistas/Entrevista E07.docx
@@ -2170,7 +2170,7 @@
           <w:sz w:val="21"/>
           <w:szCs w:val="21"/>
         </w:rPr>
-        <w:t xml:space="preserve">PERO: participa por cuenta propia en grupos y cuentas de redes sobre demencia. Estudia sola.</w:t>
+        <w:t xml:space="preserve">PERO: participa por cuenta propia en grupos y cuentas de redes sobre el cuidado de personas con dependencia. Estudia sola.</w:t>
       </w:r>
     </w:p>
     <w:p>
@@ -2215,7 +2215,7 @@
           <w:sz w:val="21"/>
           <w:szCs w:val="21"/>
         </w:rPr>
-        <w:t xml:space="preserve">→ CANAL NUEVO, no contemplado en la sección 3 del protocolo: contenido formativo sobre demencia consumido por cuidadoras remuneradas. Concentrado, identificable y barato. Evidencia lateral de H7.</w:t>
+        <w:t xml:space="preserve">→ CANAL NUEVO, no contemplado en la sección 3 del protocolo: contenido formativo sobre cuidado de personas con dependencia consumido por cuidadoras remuneradas. Concentrado, identificable y barato. Evidencia lateral de H7.</w:t>
       </w:r>
     </w:p>
     <w:p>
